--- a/Memoire-Soutenance-TINASOADY-nettoye.docx
+++ b/Memoire-Soutenance-TINASOADY-nettoye.docx
@@ -514,7 +514,7 @@
           </mc:Choice>
           <mc:Fallback>
             <w:pict>
-              <v:shapetype w14:anchorId="4960FEBC" id="_x0000_t98" coordsize="21600,21600" o:spt="98" adj="2700" path="m0@5qy@2@1l@0@1@0@2qy@7,,21600@2l21600@9qy@7@10l@1@10@1@11qy@2,21600,0@11xem0@5nfqy@2@6@1@5@3@4@2@5l@2@6em@1@5nfl@1@10em21600@2nfqy@7@1l@0@1em@0@2nfqy@8@3@7@2l@7@1e">
+              <v:shapetype w14:anchorId="1CBD497C" id="_x0000_t98" coordsize="21600,21600" o:spt="98" adj="2700" path="m0@5qy@2@1l@0@1@0@2qy@7,,21600@2l21600@9qy@7@10l@1@10@1@11qy@2,21600,0@11xem0@5nfqy@2@6@1@5@3@4@2@5l@2@6em@1@5nfl@1@10em21600@2nfqy@7@1l@0@1em@0@2nfqy@8@3@7@2l@7@1e">
                 <v:formulas>
                   <v:f eqn="sum width 0 #0"/>
                   <v:f eqn="val #0"/>
